--- a/docs/role-dashboard-fact-sheets/word/ZimHVAC-contractor.docx
+++ b/docs/role-dashboard-fact-sheets/word/ZimHVAC-contractor.docx
@@ -53,50 +53,6 @@
         </w:rPr>
         <w:t xml:space="preserve">contractor</w:t>
       </w:r>
-      <w:r>
-        <w:t xml:space="preserve">  |  </w:t>
-      </w:r>
-      <w:r>
-        <w:rPr>
-          <w:b/>
-          <w:bCs/>
-        </w:rPr>
-        <w:t xml:space="preserve">Test login:</w:t>
-      </w:r>
-      <w:r>
-        <w:t xml:space="preserve"> contractor@zimhvacregistry.org</w:t>
-      </w:r>
-    </w:p>
-    <w:p>
-      <w:pPr>
-        <w:pBdr>
-          <w:left w:val="single" w:color="D97706" w:sz="18" w:space="10"/>
-        </w:pBdr>
-        <w:shd w:fill="FEF3C7" w:color="auto" w:val="clear"/>
-        <w:spacing w:after="160" w:before="120"/>
-        <w:ind w:left="240"/>
-      </w:pPr>
-      <w:r>
-        <w:rPr>
-          <w:b/>
-          <w:bCs/>
-        </w:rPr>
-        <w:t xml:space="preserve">Status: pending deploy.</w:t>
-      </w:r>
-      <w:r>
-        <w:t xml:space="preserve"> Contractors get the full technician toolset in the code change on branch </w:t>
-      </w:r>
-      <w:r>
-        <w:rPr>
-          <w:rFonts w:ascii="Consolas" w:cs="Consolas" w:eastAsia="Consolas" w:hAnsi="Consolas"/>
-          <w:sz w:val="20"/>
-          <w:szCs w:val="20"/>
-        </w:rPr>
-        <w:t xml:space="preserve">contractor-tool-access</w:t>
-      </w:r>
-      <w:r>
-        <w:t xml:space="preserve"> (not yet pushed or deployed). Until it is deployed, the live site still shows the old placeholder dashboard and a two-item menu. Publish this sheet only after deployment.</w:t>
-      </w:r>
     </w:p>
     <w:p>
       <w:pPr>
@@ -111,7 +67,7 @@
         <w:spacing w:after="120"/>
       </w:pPr>
       <w:r>
-        <w:t xml:space="preserve">Gives trade contractors the same day-to-day tools as technicians (jobs, installations, refrigerant logs, COC requests, sizing and learning), plus onboarding for their business details.</w:t>
+        <w:t xml:space="preserve">Gives trade contractors the same day-to-day tools as technicians (jobs, installations, refrigerant logs, COC requests, sizing and learning), plus a prompt to finish their business profile if they were invited.</w:t>
       </w:r>
     </w:p>
     <w:p>
@@ -127,7 +83,7 @@
         <w:spacing w:after="120"/>
       </w:pPr>
       <w:r>
-        <w:t xml:space="preserve">Trade contractors (installation, ductwork, electrical, piping/brazing, insulation, general contracting). Contractors are invitation-only: an admin invites them by email, they set a password, then complete the onboarding form.</w:t>
+        <w:t xml:space="preserve">Trade contractors: installation, ductwork, electrical, piping and brazing, insulation, and general contracting. Contractors register themselves from the Join page, giving their company, trade, team size, services and safety certification, then an administrator approves them. An administrator can also invite a contractor, who then completes the onboarding form.</w:t>
       </w:r>
     </w:p>
     <w:p>
@@ -135,7 +91,7 @@
         <w:pStyle w:val="Heading2"/>
       </w:pPr>
       <w:r>
-        <w:t xml:space="preserve">Dashboard: same as the Technician dashboard</w:t>
+        <w:t xml:space="preserve">Dashboard</w:t>
       </w:r>
     </w:p>
     <w:p>
@@ -143,13 +99,13 @@
         <w:spacing w:after="120"/>
       </w:pPr>
       <w:r>
-        <w:t xml:space="preserve">KPI cards, quick actions and panels are identical to the technician dashboard; see </w:t>
+        <w:t xml:space="preserve">The dashboard is the Technician dashboard; see </w:t>
       </w:r>
       <w:r>
         <w:t xml:space="preserve">technician.md</w:t>
       </w:r>
       <w:r>
-        <w:t xml:space="preserve">.</w:t>
+        <w:t xml:space="preserve"> for the full detail.</w:t>
       </w:r>
     </w:p>
     <w:tbl>
@@ -165,8 +121,9 @@
         </w:tblBorders>
       </w:tblPr>
       <w:tblGrid>
-        <w:gridCol w:w="4680"/>
-        <w:gridCol w:w="4680"/>
+        <w:gridCol w:w="2808"/>
+        <w:gridCol w:w="3276"/>
+        <w:gridCol w:w="3276"/>
       </w:tblGrid>
       <w:tr>
         <w:trPr>
@@ -174,7 +131,7 @@
         </w:trPr>
         <w:tc>
           <w:tcPr>
-            <w:tcW w:type="dxa" w:w="4680"/>
+            <w:tcW w:type="dxa" w:w="2808"/>
             <w:tcBorders>
               <w:top w:val="single" w:color="D6D3D1" w:sz="4"/>
               <w:left w:val="single" w:color="D6D3D1" w:sz="4"/>
@@ -203,7 +160,7 @@
         </w:tc>
         <w:tc>
           <w:tcPr>
-            <w:tcW w:type="dxa" w:w="4680"/>
+            <w:tcW w:type="dxa" w:w="3276"/>
             <w:tcBorders>
               <w:top w:val="single" w:color="D6D3D1" w:sz="4"/>
               <w:left w:val="single" w:color="D6D3D1" w:sz="4"/>
@@ -230,11 +187,43 @@
             </w:r>
           </w:p>
         </w:tc>
+        <w:tc>
+          <w:tcPr>
+            <w:tcW w:type="dxa" w:w="3276"/>
+            <w:tcBorders>
+              <w:top w:val="single" w:color="D6D3D1" w:sz="4"/>
+              <w:left w:val="single" w:color="D6D3D1" w:sz="4"/>
+              <w:bottom w:val="single" w:color="D6D3D1" w:sz="4"/>
+              <w:right w:val="single" w:color="D6D3D1" w:sz="4"/>
+            </w:tcBorders>
+            <w:shd w:fill="F5F5F4" w:color="auto" w:val="clear"/>
+            <w:tcMar>
+              <w:top w:type="dxa" w:w="60"/>
+              <w:left w:type="dxa" w:w="100"/>
+              <w:bottom w:type="dxa" w:w="60"/>
+              <w:right w:type="dxa" w:w="100"/>
+            </w:tcMar>
+          </w:tcPr>
+          <w:p>
+            <w:r>
+              <w:rPr>
+                <w:b/>
+                <w:bCs/>
+                <w:sz w:val="20"/>
+                <w:szCs w:val="20"/>
+              </w:rPr>
+              <w:t xml:space="preserve">Follows the period filter?</w:t>
+            </w:r>
+          </w:p>
+        </w:tc>
       </w:tr>
       <w:tr>
+        <w:trPr>
+          <w:cantSplit/>
+        </w:trPr>
         <w:tc>
           <w:tcPr>
-            <w:tcW w:type="dxa" w:w="4680"/>
+            <w:tcW w:type="dxa" w:w="2808"/>
             <w:tcBorders>
               <w:top w:val="single" w:color="D6D3D1" w:sz="4"/>
               <w:left w:val="single" w:color="D6D3D1" w:sz="4"/>
@@ -260,7 +249,7 @@
         </w:tc>
         <w:tc>
           <w:tcPr>
-            <w:tcW w:type="dxa" w:w="4680"/>
+            <w:tcW w:type="dxa" w:w="3276"/>
             <w:tcBorders>
               <w:top w:val="single" w:color="D6D3D1" w:sz="4"/>
               <w:left w:val="single" w:color="D6D3D1" w:sz="4"/>
@@ -280,15 +269,44 @@
                 <w:sz w:val="20"/>
                 <w:szCs w:val="20"/>
               </w:rPr>
-              <w:t xml:space="preserve">Planner jobs completed in the selected range</w:t>
+              <w:t xml:space="preserve">Planner jobs completed in the period</w:t>
+            </w:r>
+          </w:p>
+        </w:tc>
+        <w:tc>
+          <w:tcPr>
+            <w:tcW w:type="dxa" w:w="3276"/>
+            <w:tcBorders>
+              <w:top w:val="single" w:color="D6D3D1" w:sz="4"/>
+              <w:left w:val="single" w:color="D6D3D1" w:sz="4"/>
+              <w:bottom w:val="single" w:color="D6D3D1" w:sz="4"/>
+              <w:right w:val="single" w:color="D6D3D1" w:sz="4"/>
+            </w:tcBorders>
+            <w:tcMar>
+              <w:top w:type="dxa" w:w="60"/>
+              <w:left w:type="dxa" w:w="100"/>
+              <w:bottom w:type="dxa" w:w="60"/>
+              <w:right w:type="dxa" w:w="100"/>
+            </w:tcMar>
+          </w:tcPr>
+          <w:p>
+            <w:r>
+              <w:rPr>
+                <w:sz w:val="20"/>
+                <w:szCs w:val="20"/>
+              </w:rPr>
+              <w:t xml:space="preserve">Yes</w:t>
             </w:r>
           </w:p>
         </w:tc>
       </w:tr>
       <w:tr>
+        <w:trPr>
+          <w:cantSplit/>
+        </w:trPr>
         <w:tc>
           <w:tcPr>
-            <w:tcW w:type="dxa" w:w="4680"/>
+            <w:tcW w:type="dxa" w:w="2808"/>
             <w:tcBorders>
               <w:top w:val="single" w:color="D6D3D1" w:sz="4"/>
               <w:left w:val="single" w:color="D6D3D1" w:sz="4"/>
@@ -314,7 +332,7 @@
         </w:tc>
         <w:tc>
           <w:tcPr>
-            <w:tcW w:type="dxa" w:w="4680"/>
+            <w:tcW w:type="dxa" w:w="3276"/>
             <w:tcBorders>
               <w:top w:val="single" w:color="D6D3D1" w:sz="4"/>
               <w:left w:val="single" w:color="D6D3D1" w:sz="4"/>
@@ -334,15 +352,44 @@
                 <w:sz w:val="20"/>
                 <w:szCs w:val="20"/>
               </w:rPr>
-              <w:t xml:space="preserve">Submitted COC requests (approved count as subnote)</w:t>
+              <w:t xml:space="preserve">Submitted COC requests awaiting an administrator</w:t>
+            </w:r>
+          </w:p>
+        </w:tc>
+        <w:tc>
+          <w:tcPr>
+            <w:tcW w:type="dxa" w:w="3276"/>
+            <w:tcBorders>
+              <w:top w:val="single" w:color="D6D3D1" w:sz="4"/>
+              <w:left w:val="single" w:color="D6D3D1" w:sz="4"/>
+              <w:bottom w:val="single" w:color="D6D3D1" w:sz="4"/>
+              <w:right w:val="single" w:color="D6D3D1" w:sz="4"/>
+            </w:tcBorders>
+            <w:tcMar>
+              <w:top w:type="dxa" w:w="60"/>
+              <w:left w:type="dxa" w:w="100"/>
+              <w:bottom w:type="dxa" w:w="60"/>
+              <w:right w:type="dxa" w:w="100"/>
+            </w:tcMar>
+          </w:tcPr>
+          <w:p>
+            <w:r>
+              <w:rPr>
+                <w:sz w:val="20"/>
+                <w:szCs w:val="20"/>
+              </w:rPr>
+              <w:t xml:space="preserve">No, current</w:t>
             </w:r>
           </w:p>
         </w:tc>
       </w:tr>
       <w:tr>
+        <w:trPr>
+          <w:cantSplit/>
+        </w:trPr>
         <w:tc>
           <w:tcPr>
-            <w:tcW w:type="dxa" w:w="4680"/>
+            <w:tcW w:type="dxa" w:w="2808"/>
             <w:tcBorders>
               <w:top w:val="single" w:color="D6D3D1" w:sz="4"/>
               <w:left w:val="single" w:color="D6D3D1" w:sz="4"/>
@@ -368,7 +415,7 @@
         </w:tc>
         <w:tc>
           <w:tcPr>
-            <w:tcW w:type="dxa" w:w="4680"/>
+            <w:tcW w:type="dxa" w:w="3276"/>
             <w:tcBorders>
               <w:top w:val="single" w:color="D6D3D1" w:sz="4"/>
               <w:left w:val="single" w:color="D6D3D1" w:sz="4"/>
@@ -388,15 +435,13 @@
                 <w:sz w:val="20"/>
                 <w:szCs w:val="20"/>
               </w:rPr>
-              <w:t xml:space="preserve">kg recovered from the latest 50 gas-log entries</w:t>
+              <w:t xml:space="preserve">kg recovered in your log entries in the period</w:t>
             </w:r>
           </w:p>
         </w:tc>
-      </w:tr>
-      <w:tr>
         <w:tc>
           <w:tcPr>
-            <w:tcW w:type="dxa" w:w="4680"/>
+            <w:tcW w:type="dxa" w:w="3276"/>
             <w:tcBorders>
               <w:top w:val="single" w:color="D6D3D1" w:sz="4"/>
               <w:left w:val="single" w:color="D6D3D1" w:sz="4"/>
@@ -416,13 +461,18 @@
                 <w:sz w:val="20"/>
                 <w:szCs w:val="20"/>
               </w:rPr>
-              <w:t xml:space="preserve">Certifications</w:t>
+              <w:t xml:space="preserve">Yes</w:t>
             </w:r>
           </w:p>
         </w:tc>
+      </w:tr>
+      <w:tr>
+        <w:trPr>
+          <w:cantSplit/>
+        </w:trPr>
         <w:tc>
           <w:tcPr>
-            <w:tcW w:type="dxa" w:w="4680"/>
+            <w:tcW w:type="dxa" w:w="2808"/>
             <w:tcBorders>
               <w:top w:val="single" w:color="D6D3D1" w:sz="4"/>
               <w:left w:val="single" w:color="D6D3D1" w:sz="4"/>
@@ -442,7 +492,59 @@
                 <w:sz w:val="20"/>
                 <w:szCs w:val="20"/>
               </w:rPr>
-              <w:t xml:space="preserve">Valid plus expiring certificates</w:t>
+              <w:t xml:space="preserve">COCs on Record</w:t>
+            </w:r>
+          </w:p>
+        </w:tc>
+        <w:tc>
+          <w:tcPr>
+            <w:tcW w:type="dxa" w:w="3276"/>
+            <w:tcBorders>
+              <w:top w:val="single" w:color="D6D3D1" w:sz="4"/>
+              <w:left w:val="single" w:color="D6D3D1" w:sz="4"/>
+              <w:bottom w:val="single" w:color="D6D3D1" w:sz="4"/>
+              <w:right w:val="single" w:color="D6D3D1" w:sz="4"/>
+            </w:tcBorders>
+            <w:tcMar>
+              <w:top w:type="dxa" w:w="60"/>
+              <w:left w:type="dxa" w:w="100"/>
+              <w:bottom w:type="dxa" w:w="60"/>
+              <w:right w:type="dxa" w:w="100"/>
+            </w:tcMar>
+          </w:tcPr>
+          <w:p>
+            <w:r>
+              <w:rPr>
+                <w:sz w:val="20"/>
+                <w:szCs w:val="20"/>
+              </w:rPr>
+              <w:t xml:space="preserve">Approved COCs and how many expire within 30 days</w:t>
+            </w:r>
+          </w:p>
+        </w:tc>
+        <w:tc>
+          <w:tcPr>
+            <w:tcW w:type="dxa" w:w="3276"/>
+            <w:tcBorders>
+              <w:top w:val="single" w:color="D6D3D1" w:sz="4"/>
+              <w:left w:val="single" w:color="D6D3D1" w:sz="4"/>
+              <w:bottom w:val="single" w:color="D6D3D1" w:sz="4"/>
+              <w:right w:val="single" w:color="D6D3D1" w:sz="4"/>
+            </w:tcBorders>
+            <w:tcMar>
+              <w:top w:type="dxa" w:w="60"/>
+              <w:left w:type="dxa" w:w="100"/>
+              <w:bottom w:type="dxa" w:w="60"/>
+              <w:right w:type="dxa" w:w="100"/>
+            </w:tcMar>
+          </w:tcPr>
+          <w:p>
+            <w:r>
+              <w:rPr>
+                <w:sz w:val="20"/>
+                <w:szCs w:val="20"/>
+              </w:rPr>
+              <w:t xml:space="preserve">No, current</w:t>
             </w:r>
           </w:p>
         </w:tc>
@@ -458,7 +560,7 @@
         <w:spacing w:after="120"/>
       </w:pPr>
       <w:r>
-        <w:t xml:space="preserve">Quick actions: Field Operations, Field Toolkit, Jobs &amp; Logs, Certifications. Panels: Upcoming Schedule, Certifications, Refrigerant Activity.</w:t>
+        <w:t xml:space="preserve">Panels: getting-started checklist, Registration and membership (shown if a registry record is linked to your email), Upcoming Schedule, Certifications, Refrigerant Activity.</w:t>
       </w:r>
     </w:p>
     <w:p>
@@ -466,38 +568,26 @@
         <w:pStyle w:val="Heading2"/>
       </w:pPr>
       <w:r>
-        <w:t xml:space="preserve">Menu items available (after deploy)</w:t>
-      </w:r>
-    </w:p>
-    <w:p>
-      <w:pPr>
-        <w:spacing w:after="120"/>
-      </w:pPr>
-      <w:r>
-        <w:t xml:space="preserve">Dashboard, Learning Hub, Safety Center, Field Operations, Field Toolkit, WhatGas + Risk Engine, Sizing Tool, Refrigerant Catalogue, Cylinder Registry, Reclamation, Recycling, Certification, Rewards, Certificate Verification, and the Emergency Mode button.</w:t>
-      </w:r>
-    </w:p>
-    <w:p>
-      <w:pPr>
-        <w:pStyle w:val="Heading2"/>
-      </w:pPr>
-      <w:r>
-        <w:t xml:space="preserve">Contractor-only page</w:t>
-      </w:r>
-    </w:p>
-    <w:p>
-      <w:pPr>
-        <w:spacing w:after="120"/>
+        <w:t xml:space="preserve">Contractor-only items</w:t>
+      </w:r>
+    </w:p>
+    <w:p>
+      <w:pPr>
+        <w:pStyle w:val="ListParagraph"/>
+        <w:numPr>
+          <w:ilvl w:val="0"/>
+          <w:numId w:val="2"/>
+        </w:numPr>
       </w:pPr>
       <w:r>
         <w:rPr>
           <w:b/>
           <w:bCs/>
         </w:rPr>
-        <w:t xml:space="preserve">Contractor onboarding</w:t>
-      </w:r>
-      <w:r>
-        <w:t xml:space="preserve"> (</w:t>
+        <w:t xml:space="preserve">Onboarding banner.</w:t>
+      </w:r>
+      <w:r>
+        <w:t xml:space="preserve"> A contractor who was invited and has not finished onboarding sees an amber banner linking to </w:t>
       </w:r>
       <w:r>
         <w:rPr>
@@ -508,7 +598,7 @@
         <w:t xml:space="preserve">/contractor-onboarding</w:t>
       </w:r>
       <w:r>
-        <w:t xml:space="preserve">) collects:</w:t>
+        <w:t xml:space="preserve">. The form collects company name, contact name and phone (required), trade specialization, years in operation, team size, safety certification, services offered, and the biggest challenge.</w:t>
       </w:r>
     </w:p>
     <w:p>
@@ -520,7 +610,31 @@
         </w:numPr>
       </w:pPr>
       <w:r>
-        <w:t xml:space="preserve">Company name, contact name, phone (required)</w:t>
+        <w:t xml:space="preserve">Administrators manage contractors under Admin, Contractors.</w:t>
+      </w:r>
+    </w:p>
+    <w:p>
+      <w:pPr>
+        <w:pStyle w:val="Heading2"/>
+      </w:pPr>
+      <w:r>
+        <w:t xml:space="preserve">Menu items available</w:t>
+      </w:r>
+    </w:p>
+    <w:p>
+      <w:pPr>
+        <w:spacing w:after="120"/>
+      </w:pPr>
+      <w:r>
+        <w:t xml:space="preserve">Dashboard, Learning Hub, Safety Center, Field Operations, Field Toolkit, WhatGas + Risk Engine, Sizing Tool, Refrigerant Catalogue, Cylinder Registry, Reclamation, Recycling, Certification, Rewards, Certificate Verification, and the Emergency Mode button.</w:t>
+      </w:r>
+    </w:p>
+    <w:p>
+      <w:pPr>
+        <w:pStyle w:val="Heading2"/>
+      </w:pPr>
+      <w:r>
+        <w:t xml:space="preserve">How it differs from a Technician</w:t>
       </w:r>
     </w:p>
     <w:p>
@@ -532,7 +646,7 @@
         </w:numPr>
       </w:pPr>
       <w:r>
-        <w:t xml:space="preserve">Trade specialization: Installation, Ductwork Fabrication, Electrical, Piping / Brazing, Insulation, General Contracting, Other</w:t>
+        <w:t xml:space="preserve">A contractor is a business account; a technician is an individual in the Technician Registry.</w:t>
       </w:r>
     </w:p>
     <w:p>
@@ -544,7 +658,7 @@
         </w:numPr>
       </w:pPr>
       <w:r>
-        <w:t xml:space="preserve">Years in operation, team size, safety certification (Yes / No / In progress)</w:t>
+        <w:t xml:space="preserve">Contractors do not appear in the registry and have no registry number or QR credential.</w:t>
       </w:r>
     </w:p>
     <w:p>
@@ -556,7 +670,15 @@
         </w:numPr>
       </w:pPr>
       <w:r>
-        <w:t xml:space="preserve">Services offered: New Installation, Retrofit, Maintenance &amp; Servicing, Emergency Repairs, Refrigerant Recovery, Ductwork, Electrical, Consulting</w:t>
+        <w:t xml:space="preserve">Their jobs, logs and COC requests are saved under their own login, separate from any technician's records.</w:t>
+      </w:r>
+    </w:p>
+    <w:p>
+      <w:pPr>
+        <w:pStyle w:val="Heading2"/>
+      </w:pPr>
+      <w:r>
+        <w:t xml:space="preserve">Notes for the fact sheet</w:t>
       </w:r>
     </w:p>
     <w:p>
@@ -568,34 +690,7 @@
         </w:numPr>
       </w:pPr>
       <w:r>
-        <w:t xml:space="preserve">Biggest challenge (free text)</w:t>
-      </w:r>
-    </w:p>
-    <w:p>
-      <w:pPr>
-        <w:spacing w:after="120"/>
-      </w:pPr>
-      <w:r>
-        <w:t xml:space="preserve">Admins review these under Admin → Contractors (</w:t>
-      </w:r>
-      <w:r>
-        <w:rPr>
-          <w:rFonts w:ascii="Consolas" w:cs="Consolas" w:eastAsia="Consolas" w:hAnsi="Consolas"/>
-          <w:sz w:val="20"/>
-          <w:szCs w:val="20"/>
-        </w:rPr>
-        <w:t xml:space="preserve">/admin/contractors</w:t>
-      </w:r>
-      <w:r>
-        <w:t xml:space="preserve">).</w:t>
-      </w:r>
-    </w:p>
-    <w:p>
-      <w:pPr>
-        <w:pStyle w:val="Heading2"/>
-      </w:pPr>
-      <w:r>
-        <w:t xml:space="preserve">How it differs from a Technician</w:t>
+        <w:t xml:space="preserve">Contractors still cannot open supplier, course-management or admin pages.</w:t>
       </w:r>
     </w:p>
     <w:p>
@@ -607,80 +702,13 @@
         </w:numPr>
       </w:pPr>
       <w:r>
-        <w:t xml:space="preserve">Contractors are a business account; technicians are individuals in the Technician Registry.</w:t>
-      </w:r>
-    </w:p>
-    <w:p>
-      <w:pPr>
-        <w:pStyle w:val="ListParagraph"/>
-        <w:numPr>
-          <w:ilvl w:val="0"/>
-          <w:numId w:val="2"/>
-        </w:numPr>
-      </w:pPr>
-      <w:r>
-        <w:t xml:space="preserve">Contractors join by invitation only; technicians apply and are approved.</w:t>
-      </w:r>
-    </w:p>
-    <w:p>
-      <w:pPr>
-        <w:pStyle w:val="ListParagraph"/>
-        <w:numPr>
-          <w:ilvl w:val="0"/>
-          <w:numId w:val="2"/>
-        </w:numPr>
-      </w:pPr>
-      <w:r>
-        <w:t xml:space="preserve">Contractors do not appear in the Technician Registry and have no technician number or QR credential.</w:t>
-      </w:r>
-    </w:p>
-    <w:p>
-      <w:pPr>
-        <w:pStyle w:val="ListParagraph"/>
-        <w:numPr>
-          <w:ilvl w:val="0"/>
-          <w:numId w:val="2"/>
-        </w:numPr>
-      </w:pPr>
-      <w:r>
-        <w:t xml:space="preserve">Their jobs, logs and COC requests are saved under their own login, so they are not mixed with a technician's records.</w:t>
-      </w:r>
-    </w:p>
-    <w:p>
-      <w:pPr>
-        <w:pStyle w:val="Heading2"/>
-      </w:pPr>
-      <w:r>
-        <w:t xml:space="preserve">Notes for the fact sheet</w:t>
-      </w:r>
-    </w:p>
-    <w:p>
-      <w:pPr>
-        <w:pStyle w:val="ListParagraph"/>
-        <w:numPr>
-          <w:ilvl w:val="0"/>
-          <w:numId w:val="2"/>
-        </w:numPr>
-      </w:pPr>
-      <w:r>
-        <w:t xml:space="preserve">Contractors still cannot open supplier, course-management or admin pages.</w:t>
-      </w:r>
-    </w:p>
-    <w:p>
-      <w:pPr>
-        <w:pStyle w:val="ListParagraph"/>
-        <w:numPr>
-          <w:ilvl w:val="0"/>
-          <w:numId w:val="2"/>
-        </w:numPr>
-      </w:pPr>
-      <w:r>
-        <w:t xml:space="preserve">Whether a contractor's COC requests should carry the same authority as a registered technician's is an open policy question for the admin team.</w:t>
+        <w:t xml:space="preserve">Whether a contractor's COC requests should carry the same authority as a registered technician's is an open policy question for the administrators.</w:t>
       </w:r>
     </w:p>
     <w:sectPr>
+      <w:footerReference w:type="default" r:id="rId6"/>
       <w:pgSz w:w="12240" w:h="15840" w:orient="portrait"/>
-      <w:pgMar w:top="1440" w:right="1440" w:bottom="1440" w:left="1440" w:header="708" w:footer="708" w:gutter="0"/>
+      <w:pgMar w:top="1440" w:right="1440" w:bottom="1300" w:left="1440" w:header="708" w:footer="708" w:gutter="0"/>
       <w:pgNumType/>
       <w:docGrid w:linePitch="360"/>
     </w:sectPr>
@@ -723,6 +751,35 @@
     </w:p>
   </w:endnote>
 </w:endnotes>
+</file>
+
+<file path=word/footer1.xml><?xml version="1.0" encoding="utf-8"?>
+<w:ftr xmlns:wpc="http://schemas.microsoft.com/office/word/2010/wordprocessingCanvas" xmlns:mc="http://schemas.openxmlformats.org/markup-compatibility/2006" xmlns:o="urn:schemas-microsoft-com:office:office" xmlns:r="http://schemas.openxmlformats.org/officeDocument/2006/relationships" xmlns:m="http://schemas.openxmlformats.org/officeDocument/2006/math" xmlns:v="urn:schemas-microsoft-com:vml" xmlns:wp14="http://schemas.microsoft.com/office/word/2010/wordprocessingDrawing" xmlns:wp="http://schemas.openxmlformats.org/drawingml/2006/wordprocessingDrawing" xmlns:w10="urn:schemas-microsoft-com:office:word" xmlns:w="http://schemas.openxmlformats.org/wordprocessingml/2006/main" xmlns:w14="http://schemas.microsoft.com/office/word/2010/wordml" xmlns:w15="http://schemas.microsoft.com/office/word/2012/wordml" xmlns:wpg="http://schemas.microsoft.com/office/word/2010/wordprocessingGroup" xmlns:wpi="http://schemas.microsoft.com/office/word/2010/wordprocessingInk" xmlns:wne="http://schemas.microsoft.com/office/word/2006/wordml" xmlns:wps="http://schemas.microsoft.com/office/word/2010/wordprocessingShape">
+  <w:p>
+    <w:pPr>
+      <w:jc w:val="center"/>
+    </w:pPr>
+    <w:r>
+      <w:rPr>
+        <w:color w:val="78716C"/>
+        <w:sz w:val="16"/>
+        <w:szCs w:val="16"/>
+      </w:rPr>
+      <w:t xml:space="preserve">HEVACRAZ / NOU Zimbabwe HVAC Compliance Registry  |  Page </w:t>
+    </w:r>
+    <w:r>
+      <w:rPr>
+        <w:color w:val="78716C"/>
+        <w:sz w:val="16"/>
+        <w:szCs w:val="16"/>
+      </w:rPr>
+      <w:fldChar w:fldCharType="begin"/>
+      <w:instrText xml:space="preserve">PAGE</w:instrText>
+      <w:fldChar w:fldCharType="separate"/>
+      <w:fldChar w:fldCharType="end"/>
+    </w:r>
+  </w:p>
+</w:ftr>
 </file>
 
 <file path=word/footnotes.xml><?xml version="1.0" encoding="utf-8"?>
@@ -1077,6 +1134,7 @@
     <w:next w:val="Normal"/>
     <w:qFormat/>
     <w:pPr>
+      <w:keepNext/>
       <w:spacing w:after="120" w:before="280"/>
       <w:outlineLvl w:val="1"/>
     </w:pPr>
@@ -1095,6 +1153,7 @@
     <w:next w:val="Normal"/>
     <w:qFormat/>
     <w:pPr>
+      <w:keepNext/>
       <w:spacing w:after="80" w:before="200"/>
       <w:outlineLvl w:val="2"/>
     </w:pPr>
